--- a/email_app/templates/student_enquiry_form_import.docx
+++ b/email_app/templates/student_enquiry_form_import.docx
@@ -2,7 +2,7 @@
 <file path=word/document.xml><?xml version="1.0" encoding="utf-8"?>
 <w:document xmlns:w="http://schemas.openxmlformats.org/wordprocessingml/2006/main" xmlns:m="http://schemas.openxmlformats.org/officeDocument/2006/math" xmlns:r="http://schemas.openxmlformats.org/officeDocument/2006/relationships" xmlns:o="urn:schemas-microsoft-com:office:office" xmlns:v="urn:schemas-microsoft-com:vml" xmlns:w10="urn:schemas-microsoft-com:office:word" xmlns:a="http://schemas.openxmlformats.org/drawingml/2006/main" xmlns:pic="http://schemas.openxmlformats.org/drawingml/2006/picture" xmlns:wp="http://schemas.openxmlformats.org/drawingml/2006/wordprocessingDrawing">
   <w:body>
-    <w:bookmarkStart w:id="13" w:name="department-student-enquiry-form"/>
+    <w:bookmarkStart w:id="14" w:name="department-student-enquiry-form"/>
     <w:p>
       <w:pPr>
         <w:pStyle w:val="Heading1"/>
@@ -85,7 +85,7 @@
         </w:numPr>
       </w:pPr>
       <w:r>
-        <w:t xml:space="preserve">Module enquiry</w:t>
+        <w:t xml:space="preserve">Academic advisor</w:t>
       </w:r>
     </w:p>
     <w:p>
@@ -97,7 +97,7 @@
         </w:numPr>
       </w:pPr>
       <w:r>
-        <w:t xml:space="preserve">Academic advisor</w:t>
+        <w:t xml:space="preserve">Assessment query</w:t>
       </w:r>
     </w:p>
     <w:p>
@@ -109,7 +109,7 @@
         </w:numPr>
       </w:pPr>
       <w:r>
-        <w:t xml:space="preserve">Assessment query</w:t>
+        <w:t xml:space="preserve">Attendance</w:t>
       </w:r>
     </w:p>
     <w:p>
@@ -133,7 +133,7 @@
         </w:numPr>
       </w:pPr>
       <w:r>
-        <w:t xml:space="preserve">Mitigating circumstances</w:t>
+        <w:t xml:space="preserve">Fees / finance</w:t>
       </w:r>
     </w:p>
     <w:p>
@@ -145,7 +145,7 @@
         </w:numPr>
       </w:pPr>
       <w:r>
-        <w:t xml:space="preserve">Attendance</w:t>
+        <w:t xml:space="preserve">IT / systems access</w:t>
       </w:r>
     </w:p>
     <w:p>
@@ -157,7 +157,7 @@
         </w:numPr>
       </w:pPr>
       <w:r>
-        <w:t xml:space="preserve">Timetable</w:t>
+        <w:t xml:space="preserve">Mitigating circumstances</w:t>
       </w:r>
     </w:p>
     <w:p>
@@ -169,7 +169,7 @@
         </w:numPr>
       </w:pPr>
       <w:r>
-        <w:t xml:space="preserve">IT / systems access</w:t>
+        <w:t xml:space="preserve">Module enquiry</w:t>
       </w:r>
     </w:p>
     <w:p>
@@ -181,7 +181,7 @@
         </w:numPr>
       </w:pPr>
       <w:r>
-        <w:t xml:space="preserve">Fees / finance</w:t>
+        <w:t xml:space="preserve">Timetable</w:t>
       </w:r>
     </w:p>
     <w:p>
@@ -233,18 +233,80 @@
       </w:r>
     </w:p>
     <w:bookmarkEnd w:id="11"/>
-    <w:bookmarkStart w:id="12" w:name="optional-note-for-administrators"/>
+    <w:bookmarkStart w:id="12" w:name="attach-files-or-screenshots-if-relevant"/>
     <w:p>
       <w:pPr>
         <w:pStyle w:val="Heading2"/>
       </w:pPr>
       <w:r>
+        <w:t xml:space="preserve">Attach files or screenshots if relevant</w:t>
+      </w:r>
+    </w:p>
+    <w:p>
+      <w:pPr>
+        <w:pStyle w:val="FirstParagraph"/>
+      </w:pPr>
+      <w:r>
+        <w:t xml:space="preserve">Upload screenshots, PDFs, or short supporting documents that help staff understand the issue.</w:t>
+      </w:r>
+    </w:p>
+    <w:p>
+      <w:pPr>
+        <w:pStyle w:val="BodyText"/>
+      </w:pPr>
+      <w:r>
+        <w:t xml:space="preserve">This is optional. Do not upload unnecessary sensitive personal or medical information; use any formal university evidence process where required.</w:t>
+      </w:r>
+    </w:p>
+    <w:bookmarkEnd w:id="12"/>
+    <w:bookmarkStart w:id="13" w:name="optional-note-for-administrators"/>
+    <w:p>
+      <w:pPr>
+        <w:pStyle w:val="Heading2"/>
+      </w:pPr>
+      <w:r>
         <w:t xml:space="preserve">Optional note for administrators</w:t>
       </w:r>
     </w:p>
     <w:p>
       <w:pPr>
         <w:pStyle w:val="FirstParagraph"/>
+      </w:pPr>
+      <w:r>
+        <w:t xml:space="preserve">Use a file upload question for</w:t>
+      </w:r>
+      <w:r>
+        <w:t xml:space="preserve"> </w:t>
+      </w:r>
+      <w:r>
+        <w:rPr>
+          <w:rStyle w:val="VerbatimChar"/>
+        </w:rPr>
+        <w:t xml:space="preserve">Attach files or screenshots if relevant</w:t>
+      </w:r>
+      <w:r>
+        <w:t xml:space="preserve">.</w:t>
+      </w:r>
+    </w:p>
+    <w:p>
+      <w:pPr>
+        <w:pStyle w:val="BodyText"/>
+      </w:pPr>
+      <w:r>
+        <w:t xml:space="preserve">Recommended upload settings: optional, maximum 10 files, 10 MB per file, file types Image/PDF/Word.</w:t>
+      </w:r>
+    </w:p>
+    <w:p>
+      <w:pPr>
+        <w:pStyle w:val="BodyText"/>
+      </w:pPr>
+      <w:r>
+        <w:t xml:space="preserve">For production, make this a group-owned form so uploads live in SharePoint rather than an individual’s OneDrive.</w:t>
+      </w:r>
+    </w:p>
+    <w:p>
+      <w:pPr>
+        <w:pStyle w:val="BodyText"/>
       </w:pPr>
       <w:r>
         <w:t xml:space="preserve">If testing later shows that identity matching is unreliable, add one checkpoint question such as</w:t>
@@ -270,8 +332,8 @@
         <w:t xml:space="preserve">Do not start version 1 with extra study-detail questions unless you need them.</w:t>
       </w:r>
     </w:p>
-    <w:bookmarkEnd w:id="12"/>
     <w:bookmarkEnd w:id="13"/>
+    <w:bookmarkEnd w:id="14"/>
     <w:sectPr>
       <w:footnotePr>
         <w:numRestart w:val="eachSect"/>
